--- a/courseware/LP-Agentic AI for HR.docx
+++ b/courseware/LP-Agentic AI for HR.docx
@@ -40,12 +40,190 @@
         <w:t>Human Resource Digitalisation-4 (HRS-HRM-4031-1.1)</w:t>
         <w:br/>
         <w:br/>
-        <w:t>Version 6.0 • 16 August 2026</w:t>
+        <w:t>Version 6.2 • 16 August 2026</w:t>
       </w:r>
     </w:p>
     <w:p>
       <w:r>
         <w:br w:type="page"/>
+      </w:r>
+    </w:p>
+    <w:p>
+      <w:pPr>
+        <w:pStyle w:val="Heading1"/>
+      </w:pPr>
+      <w:r>
+        <w:t>Document Version Control</w:t>
+      </w:r>
+    </w:p>
+    <w:tbl>
+      <w:tblPr>
+        <w:tblStyle w:val="TableGrid"/>
+        <w:tblW w:type="auto" w:w="0"/>
+        <w:jc w:val="center"/>
+        <w:tblLook w:firstColumn="1" w:firstRow="1" w:lastColumn="0" w:lastRow="0" w:noHBand="0" w:noVBand="1" w:val="04A0"/>
+      </w:tblPr>
+      <w:tblGrid>
+        <w:gridCol w:w="3360"/>
+        <w:gridCol w:w="3360"/>
+        <w:gridCol w:w="3360"/>
+      </w:tblGrid>
+      <w:tr>
+        <w:tc>
+          <w:tcPr>
+            <w:tcW w:type="dxa" w:w="3360"/>
+            <w:shd w:val="clear" w:fill="0C2340"/>
+          </w:tcPr>
+          <w:p>
+            <w:r>
+              <w:rPr>
+                <w:b/>
+                <w:color w:val="FFFFFF"/>
+              </w:rPr>
+              <w:t>Version</w:t>
+            </w:r>
+          </w:p>
+        </w:tc>
+        <w:tc>
+          <w:tcPr>
+            <w:tcW w:type="dxa" w:w="3360"/>
+            <w:shd w:val="clear" w:fill="0C2340"/>
+          </w:tcPr>
+          <w:p>
+            <w:r>
+              <w:rPr>
+                <w:b/>
+                <w:color w:val="FFFFFF"/>
+              </w:rPr>
+              <w:t>Date</w:t>
+            </w:r>
+          </w:p>
+        </w:tc>
+        <w:tc>
+          <w:tcPr>
+            <w:tcW w:type="dxa" w:w="3360"/>
+            <w:shd w:val="clear" w:fill="0C2340"/>
+          </w:tcPr>
+          <w:p>
+            <w:r>
+              <w:rPr>
+                <w:b/>
+                <w:color w:val="FFFFFF"/>
+              </w:rPr>
+              <w:t>Summary</w:t>
+            </w:r>
+          </w:p>
+        </w:tc>
+      </w:tr>
+      <w:tr>
+        <w:tc>
+          <w:tcPr>
+            <w:tcW w:type="dxa" w:w="3360"/>
+            <w:vAlign w:val="center"/>
+          </w:tcPr>
+          <w:p>
+            <w:r>
+              <w:t>6.0</w:t>
+            </w:r>
+          </w:p>
+        </w:tc>
+        <w:tc>
+          <w:tcPr>
+            <w:tcW w:type="dxa" w:w="3360"/>
+            <w:vAlign w:val="center"/>
+          </w:tcPr>
+          <w:p>
+            <w:r>
+              <w:t>16 August 2026</w:t>
+            </w:r>
+          </w:p>
+        </w:tc>
+        <w:tc>
+          <w:tcPr>
+            <w:tcW w:type="dxa" w:w="3360"/>
+            <w:vAlign w:val="center"/>
+          </w:tcPr>
+          <w:p>
+            <w:r>
+              <w:t>Initial redesigned courseware package</w:t>
+            </w:r>
+          </w:p>
+        </w:tc>
+      </w:tr>
+      <w:tr>
+        <w:tc>
+          <w:tcPr>
+            <w:tcW w:type="dxa" w:w="3360"/>
+            <w:vAlign w:val="center"/>
+          </w:tcPr>
+          <w:p>
+            <w:r>
+              <w:t>6.1</w:t>
+            </w:r>
+          </w:p>
+        </w:tc>
+        <w:tc>
+          <w:tcPr>
+            <w:tcW w:type="dxa" w:w="3360"/>
+            <w:vAlign w:val="center"/>
+          </w:tcPr>
+          <w:p>
+            <w:r>
+              <w:t>16 August 2026</w:t>
+            </w:r>
+          </w:p>
+        </w:tc>
+        <w:tc>
+          <w:tcPr>
+            <w:tcW w:type="dxa" w:w="3360"/>
+            <w:vAlign w:val="center"/>
+          </w:tcPr>
+          <w:p>
+            <w:r>
+              <w:t>SPC-aligned administration pages and visual repairs</w:t>
+            </w:r>
+          </w:p>
+        </w:tc>
+      </w:tr>
+      <w:tr>
+        <w:tc>
+          <w:tcPr>
+            <w:tcW w:type="dxa" w:w="3360"/>
+            <w:vAlign w:val="center"/>
+          </w:tcPr>
+          <w:p>
+            <w:r>
+              <w:t>6.2</w:t>
+            </w:r>
+          </w:p>
+        </w:tc>
+        <w:tc>
+          <w:tcPr>
+            <w:tcW w:type="dxa" w:w="3360"/>
+            <w:vAlign w:val="center"/>
+          </w:tcPr>
+          <w:p>
+            <w:r>
+              <w:t>16 August 2026</w:t>
+            </w:r>
+          </w:p>
+        </w:tc>
+        <w:tc>
+          <w:tcPr>
+            <w:tcW w:type="dxa" w:w="3360"/>
+            <w:vAlign w:val="center"/>
+          </w:tcPr>
+          <w:p>
+            <w:r>
+              <w:t>Expanded research, full HR lifecycle activities, mock data and learner PDFs</w:t>
+            </w:r>
+          </w:p>
+        </w:tc>
+      </w:tr>
+    </w:tbl>
+    <w:p>
+      <w:r>
+        <w:t>Version numbers apply to this generated courseware release; assessment instruments retain their separately controlled version.</w:t>
       </w:r>
     </w:p>
     <w:p>
@@ -261,6 +439,14 @@
         <w:pStyle w:val="ListBullet"/>
       </w:pPr>
       <w:r>
+        <w:t>Open with the current HR pain points and return throughout to the three-part value message: less administration, higher productivity and more strategic HR capacity.</w:t>
+      </w:r>
+    </w:p>
+    <w:p>
+      <w:pPr>
+        <w:pStyle w:val="ListBullet"/>
+      </w:pPr>
+      <w:r>
         <w:t>Use the slides for visual explanation; use the Learner Guide for procedures.</w:t>
       </w:r>
     </w:p>
@@ -417,7 +603,7 @@
           </w:tcPr>
           <w:p>
             <w:r>
-              <w:t>Slides 1–15</w:t>
+              <w:t>Slides 1–16</w:t>
             </w:r>
           </w:p>
         </w:tc>
@@ -463,7 +649,7 @@
           </w:tcPr>
           <w:p>
             <w:r>
-              <w:t>Slides 17–36</w:t>
+              <w:t>Slides 17–42</w:t>
             </w:r>
           </w:p>
         </w:tc>
@@ -555,7 +741,7 @@
           </w:tcPr>
           <w:p>
             <w:r>
-              <w:t>A1: 30–31; A2: 32–33; A3: 34–35</w:t>
+              <w:t>A1: 36–37; A2: 38–39; A3: 40–41</w:t>
             </w:r>
           </w:p>
         </w:tc>
@@ -647,7 +833,7 @@
           </w:tcPr>
           <w:p>
             <w:r>
-              <w:t>Slides 37–56</w:t>
+              <w:t>Slides 43–64</w:t>
             </w:r>
           </w:p>
         </w:tc>
@@ -739,7 +925,7 @@
           </w:tcPr>
           <w:p>
             <w:r>
-              <w:t>A4: 50–51; A5: 52–53; A6: 54–55</w:t>
+              <w:t>A4: 58–59; A5: 60–61; A6: 62–63</w:t>
             </w:r>
           </w:p>
         </w:tc>
@@ -801,7 +987,7 @@
     </w:p>
     <w:p>
       <w:r>
-        <w:t>Establish the continuum from deterministic automation to Copilot-assisted work and bounded agency. Challenge learners to choose the lightest sufficient capability. During recruitment and policy activities, repeatedly separate evidence from inference and require human approval.</w:t>
+        <w:t>Begin with fragmented requests, repeated rekeying, slow responses and weak traceability. Establish the continuum from deterministic automation to Copilot-assisted work and bounded agency. Use Activities 1–6 as one talent journey from demand through development. At every debrief, ask what administration was removed, what productivity improved and what strategic or human work received the returned capacity.</w:t>
       </w:r>
     </w:p>
     <w:p>
@@ -979,7 +1165,7 @@
           </w:tcPr>
           <w:p>
             <w:r>
-              <w:t>Slides 57–76</w:t>
+              <w:t>Slides 65–85</w:t>
             </w:r>
           </w:p>
         </w:tc>
@@ -1071,7 +1257,7 @@
           </w:tcPr>
           <w:p>
             <w:r>
-              <w:t>A7: 70–71; A8: 72–73; A9: 74–75</w:t>
+              <w:t>A7: 79–80; A8: 81–82; A9: 83–84</w:t>
             </w:r>
           </w:p>
         </w:tc>
@@ -1163,7 +1349,7 @@
           </w:tcPr>
           <w:p>
             <w:r>
-              <w:t>Slides 77–96</w:t>
+              <w:t>Slides 86–109</w:t>
             </w:r>
           </w:p>
         </w:tc>
@@ -1255,7 +1441,7 @@
           </w:tcPr>
           <w:p>
             <w:r>
-              <w:t>A10: 90–91; A11: 92–93; A12: 94–95</w:t>
+              <w:t>A10: 103–104; A11: 105–106; A12: 107–108</w:t>
             </w:r>
           </w:p>
         </w:tc>
@@ -1409,7 +1595,7 @@
     </w:p>
     <w:p>
       <w:r>
-        <w:t>Keep agent building anchored to purpose, knowledge, tools, boundaries and tests. Rehearse failure and escalation. Before assessment, clarify logistics and permitted resources without revealing model responses.</w:t>
+        <w:t>Use Activities 7–12 as the employee-service and exit journey. Keep agent building anchored to purpose, knowledge, tools, boundaries and tests. Rehearse failure and escalation, and distinguish time genuinely returned from new monitoring work. Before assessment, clarify logistics and permitted resources without revealing model responses.</w:t>
       </w:r>
     </w:p>
     <w:p>
@@ -1430,27 +1616,27 @@
         <w:pStyle w:val="Heading2"/>
       </w:pPr>
       <w:r>
-        <w:t>Activity 1: Map the HR AI Opportunity Portfolio</w:t>
+        <w:t>Activity 1: Assess Talent Needs with Copilot</w:t>
       </w:r>
     </w:p>
     <w:p>
       <w:r>
-        <w:t>Purpose: Classify HR work across automation, Microsoft 365 Copilot and agentic AI, then select one bounded pilot.</w:t>
+        <w:t>Purpose: Use Microsoft 365 Copilot to turn operational evidence into a transparent hire, redeploy or develop recommendation.</w:t>
       </w:r>
     </w:p>
     <w:p>
       <w:r>
-        <w:t>Observe for: No employee personal data; State all assumptions; Human owner for every shortlisted use case</w:t>
+        <w:t>Observe for: Cite the supplied cells and records; Separate fact from forecast; Business and HR owners approve the demand hypothesis</w:t>
       </w:r>
     </w:p>
     <w:p>
       <w:r>
-        <w:t>Debrief: Why is the selected capability the lightest sufficient option? | What evidence would stop the pilot? | Whose experience could worsen even if cycle time improves?</w:t>
+        <w:t>Debrief: Which assumption most changes the talent need? | Where could automation reduce workload without removing accountability? | What evidence would trigger a plan revision?</w:t>
       </w:r>
     </w:p>
     <w:p>
       <w:r>
-        <w:t>Slides: 30–31</w:t>
+        <w:t>Slides: 36–37</w:t>
       </w:r>
     </w:p>
     <w:p>
@@ -1458,27 +1644,27 @@
         <w:pStyle w:val="Heading2"/>
       </w:pPr>
       <w:r>
-        <w:t>Activity 2: Design a Skills-Based Workforce Plan</w:t>
+        <w:t>Activity 2: Draft an Inclusive Job Description with Generative AI</w:t>
       </w:r>
     </w:p>
     <w:p>
       <w:r>
-        <w:t>Purpose: Use Copilot to synthesise demand evidence and draft a skills-based, fair job design.</w:t>
+        <w:t>Purpose: Use Word Copilot to draft a skills-based, inclusive and approval-ready job description grounded in the approved talent need.</w:t>
       </w:r>
     </w:p>
     <w:p>
       <w:r>
-        <w:t>Observe for: Separate evidence from assumption; No age, nationality or other non-job-related criteria; Hiring manager approval</w:t>
+        <w:t>Observe for: Use job-related criteria only; Distinguish essential from trainable skills; Hiring manager and HR approve every requirement</w:t>
       </w:r>
     </w:p>
     <w:p>
       <w:r>
-        <w:t>Debrief: Which assumption has the greatest planning impact? | Which requirement could unfairly narrow the pool? | How will the hypothesis be revisited?</w:t>
+        <w:t>Debrief: Which copied requirement would unnecessarily narrow the talent pool? | What must the hiring manager verify rather than delegate to Copilot? | How does the JD make later screening contestable?</w:t>
       </w:r>
     </w:p>
     <w:p>
       <w:r>
-        <w:t>Slides: 32–33</w:t>
+        <w:t>Slides: 38–39</w:t>
       </w:r>
     </w:p>
     <w:p>
@@ -1486,27 +1672,27 @@
         <w:pStyle w:val="Heading2"/>
       </w:pPr>
       <w:r>
-        <w:t>Activity 3: Write the Governed HR AI Pilot Charter</w:t>
+        <w:t>Activity 3: Screen Resumes with a Fair Evidence Matrix</w:t>
       </w:r>
     </w:p>
     <w:p>
       <w:r>
-        <w:t>Purpose: Convert an opportunity into a testable pilot charter with go/no-go gates.</w:t>
+        <w:t>Purpose: Use Microsoft 365 Copilot to extract job-related evidence at speed while keeping shortlist decisions human, traceable and reviewable.</w:t>
       </w:r>
     </w:p>
     <w:p>
       <w:r>
-        <w:t>Observe for: Synthetic or de-identified pilot data; Named risk owner; Kill switch and rollback</w:t>
+        <w:t>Observe for: Synthetic resumes only; Protected attributes and proxies excluded; AI may organise evidence but cannot reject a candidate</w:t>
       </w:r>
     </w:p>
     <w:p>
       <w:r>
-        <w:t>Debrief: Which decision remains human and why? | Who can stop the pilot? | What would a misleading success metric reward?</w:t>
+        <w:t>Debrief: Where could absence of evidence become an unfair negative assumption? | How can a candidate challenge or correct the evidence? | Which screening error creates the greatest harm?</w:t>
       </w:r>
     </w:p>
     <w:p>
       <w:r>
-        <w:t>Slides: 34–35</w:t>
+        <w:t>Slides: 40–41</w:t>
       </w:r>
     </w:p>
     <w:p>
@@ -1514,27 +1700,27 @@
         <w:pStyle w:val="Heading2"/>
       </w:pPr>
       <w:r>
-        <w:t>Activity 4: Build a Fair Resume Evidence Matrix</w:t>
+        <w:t>Activity 4: Prepare and Review Structured Interviews with AI</w:t>
       </w:r>
     </w:p>
     <w:p>
       <w:r>
-        <w:t>Purpose: Use Microsoft 365 Copilot to extract job-related evidence and prepare a human-reviewed shortlist.</w:t>
+        <w:t>Purpose: Use Copilot to prepare job-related structured questions, organise synthetic interview notes and support a human panel decision.</w:t>
       </w:r>
     </w:p>
     <w:p>
       <w:r>
-        <w:t>Observe for: Synthetic resumes only; Protected attributes excluded; AI cannot reject candidates</w:t>
+        <w:t>Observe for: Same core questions for every candidate; No emotion or personality inference; Panel members score independently before consensus</w:t>
       </w:r>
     </w:p>
     <w:p>
       <w:r>
-        <w:t>Debrief: Where did missing evidence risk becoming a negative assumption? | What would make this screening process contestable? | Which errors matter most: false inclusion or false exclusion?</w:t>
+        <w:t>Debrief: Which question best tests a role outcome rather than similarity to the panel? | What interview evidence should Copilot never infer? | How will disagreements between panel members be resolved?</w:t>
       </w:r>
     </w:p>
     <w:p>
       <w:r>
-        <w:t>Slides: 50–51</w:t>
+        <w:t>Slides: 58–59</w:t>
       </w:r>
     </w:p>
     <w:p>
@@ -1542,27 +1728,27 @@
         <w:pStyle w:val="Heading2"/>
       </w:pPr>
       <w:r>
-        <w:t>Activity 5: Draft and Govern an HR Policy Update</w:t>
+        <w:t>Activity 5: Automate Onboarding Coordination</w:t>
       </w:r>
     </w:p>
     <w:p>
       <w:r>
-        <w:t>Purpose: Use Word Copilot to compare sources and prepare a controlled policy draft plus communication plan.</w:t>
+        <w:t>Purpose: Design a Copilot Studio onboarding agent that coordinates routine work while retaining accountable task owners and human confirmation.</w:t>
       </w:r>
     </w:p>
     <w:p>
       <w:r>
-        <w:t>Observe for: Only approved source documents; Policy owner signs off; Effective date and superseded versions recorded</w:t>
+        <w:t>Observe for: Use approved role and policy data; Least-privilege connectors; A human owner confirms every completion</w:t>
       </w:r>
     </w:p>
     <w:p>
       <w:r>
-        <w:t>Debrief: Which conflict could create unequal treatment? | What must not be inferred by Copilot? | How will users know which version is authoritative?</w:t>
+        <w:t>Debrief: Which work is safely automated and which remains owned by a person? | Where could duplicate tasks be created? | What proves the new joiner is ready rather than the checklist merely complete?</w:t>
       </w:r>
     </w:p>
     <w:p>
       <w:r>
-        <w:t>Slides: 52–53</w:t>
+        <w:t>Slides: 60–61</w:t>
       </w:r>
     </w:p>
     <w:p>
@@ -1570,27 +1756,27 @@
         <w:pStyle w:val="Heading2"/>
       </w:pPr>
       <w:r>
-        <w:t>Activity 6: Create a Personalised Onboarding Journey</w:t>
+        <w:t>Activity 6: Create a Personalised Talent Development Journey</w:t>
       </w:r>
     </w:p>
     <w:p>
       <w:r>
-        <w:t>Purpose: Use Microsoft 365 Copilot to prepare role-based onboarding plans, communications and learning prompts.</w:t>
+        <w:t>Purpose: Use Copilot and a bounded development agent to identify evidence-based skill gaps, prepare learning options and automate routine follow-up.</w:t>
       </w:r>
     </w:p>
     <w:p>
       <w:r>
-        <w:t>Observe for: Use only approved role and policy data; Do not infer personal needs; New joiner can request adjustments</w:t>
+        <w:t>Observe for: Employee can correct the skills record; No deterministic potential ranking; Manager and employee choose the final plan</w:t>
       </w:r>
     </w:p>
     <w:p>
       <w:r>
-        <w:t>Debrief: What should remain standard for every new joiner? | Which personalisation requires consent? | How will HR detect an onboarding access failure early?</w:t>
+        <w:t>Debrief: How can the employee challenge the skills profile? | What would make a recommendation explainable? | Which development decision should never be automated?</w:t>
       </w:r>
     </w:p>
     <w:p>
       <w:r>
-        <w:t>Slides: 54–55</w:t>
+        <w:t>Slides: 62–63</w:t>
       </w:r>
     </w:p>
     <w:p>
@@ -1598,27 +1784,27 @@
         <w:pStyle w:val="Heading2"/>
       </w:pPr>
       <w:r>
-        <w:t>Activity 7: Build an HR Policy Q&amp;A Agent</w:t>
+        <w:t>Activity 7: Draft and Operate an HR Policy Agent</w:t>
       </w:r>
     </w:p>
     <w:p>
       <w:r>
-        <w:t>Purpose: Create a bounded policy agent in Agent Builder for Microsoft 365 Copilot and test grounded answers.</w:t>
+        <w:t>Purpose: Use Word Copilot to reconcile a controlled policy draft, then build an Agent Builder policy Q&amp;A agent that cites the approved version.</w:t>
       </w:r>
     </w:p>
     <w:p>
       <w:r>
-        <w:t>Observe for: Cite approved policy; No personalised entitlement decisions; Escalate ambiguity and sensitive cases</w:t>
+        <w:t>Observe for: Policy owner approves meaning; Answers cite effective policy; Ambiguous and sensitive cases escalate</w:t>
       </w:r>
     </w:p>
     <w:p>
       <w:r>
-        <w:t>Debrief: What makes an answer grounded rather than merely plausible? | When should the agent stop answering? | What new operating work does this agent create?</w:t>
+        <w:t>Debrief: What makes an answer grounded rather than plausible? | Which exception requires a policy owner instead of an agent? | What operating work is created when self-service is introduced?</w:t>
       </w:r>
     </w:p>
     <w:p>
       <w:r>
-        <w:t>Slides: 70–71</w:t>
+        <w:t>Slides: 79–80</w:t>
       </w:r>
     </w:p>
     <w:p>
@@ -1626,27 +1812,27 @@
         <w:pStyle w:val="Heading2"/>
       </w:pPr>
       <w:r>
-        <w:t>Activity 8: Design an Onboarding Coordination Agent</w:t>
+        <w:t>Activity 8: Automate Leave Application and Approval</w:t>
       </w:r>
     </w:p>
     <w:p>
       <w:r>
-        <w:t>Purpose: Design a Copilot Studio agent that coordinates onboarding while retaining accountable task owners.</w:t>
+        <w:t>Purpose: Build a Copilot Studio leave agent plus deterministic approval flow for validation, confirmation, update and notification.</w:t>
       </w:r>
     </w:p>
     <w:p>
       <w:r>
-        <w:t>Observe for: Least-privilege connectors; No invented commitments; Human owner confirms every completion</w:t>
+        <w:t>Observe for: Employee confirms before submission; Manager owns exceptions; Idempotency prevents duplicate actions</w:t>
       </w:r>
     </w:p>
     <w:p>
       <w:r>
-        <w:t>Debrief: Which step is orchestration rather than content generation? | Where could duplicate actions occur? | What evidence proves the joiner—not only the workflow—was ready?</w:t>
+        <w:t>Debrief: Which rule belongs in the flow rather than the language model? | How will the system detect a duplicate request? | Who resolves a disputed leave balance?</w:t>
       </w:r>
     </w:p>
     <w:p>
       <w:r>
-        <w:t>Slides: 72–73</w:t>
+        <w:t>Slides: 81–82</w:t>
       </w:r>
     </w:p>
     <w:p>
@@ -1654,27 +1840,27 @@
         <w:pStyle w:val="Heading2"/>
       </w:pPr>
       <w:r>
-        <w:t>Activity 9: Build a Leave Request Agent and Approval Flow</w:t>
+        <w:t>Activity 9: Build a Benefits Self-Service Agent</w:t>
       </w:r>
     </w:p>
     <w:p>
       <w:r>
-        <w:t>Purpose: Design a Copilot Studio agent plus deterministic flow for eligibility, approval, update and notification.</w:t>
+        <w:t>Purpose: Design a benefits agent that answers grounded general questions, retrieves authorised status and escalates consequential or sensitive cases.</w:t>
       </w:r>
     </w:p>
     <w:p>
       <w:r>
-        <w:t>Observe for: Confirm before submission; Manager approves exceptions; Idempotency prevents duplicates</w:t>
+        <w:t>Observe for: General answers cite approved plan documents; Personal requests require authentication; No medical, legal or final entitlement advice</w:t>
       </w:r>
     </w:p>
     <w:p>
       <w:r>
-        <w:t>Debrief: Which rule belongs in the flow rather than the language model? | How will a duplicate submission be detected? | Who resolves a disputed balance?</w:t>
+        <w:t>Debrief: Why should one conversational front door not have one permission set? | Which benefits question requires immediate human review? | How will employees know the source and effective date of an answer?</w:t>
       </w:r>
     </w:p>
     <w:p>
       <w:r>
-        <w:t>Slides: 74–75</w:t>
+        <w:t>Slides: 83–84</w:t>
       </w:r>
     </w:p>
     <w:p>
@@ -1682,27 +1868,27 @@
         <w:pStyle w:val="Heading2"/>
       </w:pPr>
       <w:r>
-        <w:t>Activity 10: Prepare a Fair Performance and Learning Conversation</w:t>
+        <w:t>Activity 10: Use AI for Workforce Wellness Insights</w:t>
       </w:r>
     </w:p>
     <w:p>
       <w:r>
-        <w:t>Purpose: Use Copilot to organise evidence, distinguish observation from inference and prepare human-led coaching.</w:t>
+        <w:t>Purpose: Use Copilot to analyse aggregated wellness evidence, identify organisational questions and prepare human-led interventions.</w:t>
       </w:r>
     </w:p>
     <w:p>
       <w:r>
-        <w:t>Observe for: No personality inference; Employee can correct evidence; Manager owns the conversation and rating</w:t>
+        <w:t>Observe for: Aggregate and minimise personal data; No diagnosis or individual risk scoring; Employees have a clear human support route</w:t>
       </w:r>
     </w:p>
     <w:p>
       <w:r>
-        <w:t>Debrief: Which evidence is relevant but not sufficient? | How can the employee contest the summary? | What should Copilot never infer from tone or activity data?</w:t>
+        <w:t>Debrief: Which attractive insight is not safe to act on? | How does aggregation reduce but not eliminate privacy risk? | What response supports people without surveillance?</w:t>
       </w:r>
     </w:p>
     <w:p>
       <w:r>
-        <w:t>Slides: 90–91</w:t>
+        <w:t>Slides: 103–104</w:t>
       </w:r>
     </w:p>
     <w:p>
@@ -1710,27 +1896,27 @@
         <w:pStyle w:val="Heading2"/>
       </w:pPr>
       <w:r>
-        <w:t>Activity 11: Design Safe Employee Service and Offboarding</w:t>
+        <w:t>Activity 11: Automate Safe Employee Offboarding</w:t>
       </w:r>
     </w:p>
     <w:p>
       <w:r>
-        <w:t>Purpose: Define privacy-aware routing, escalation and least-privilege actions across sensitive HR services.</w:t>
+        <w:t>Purpose: Design a Copilot Studio offboarding agent and controlled flow that reduces follow-up while preserving separation of duties and respectful communication.</w:t>
       </w:r>
     </w:p>
     <w:p>
       <w:r>
-        <w:t>Observe for: Authenticate personal requests; No legal or clinical advice; Separation of duties for access removal</w:t>
+        <w:t>Observe for: Confirmed exit event before action; Separate HR, payroll, asset and access approvals; Knowledge and personal data retention are purpose-limited</w:t>
       </w:r>
     </w:p>
     <w:p>
       <w:r>
-        <w:t>Debrief: Why should one front door not mean one permission set? | Which disclosure demands an immediate human response? | What evidence is needed before access is removed?</w:t>
+        <w:t>Debrief: What evidence is required before access is removed? | Where is separation of duties essential? | How can automation preserve dignity during exit?</w:t>
       </w:r>
     </w:p>
     <w:p>
       <w:r>
-        <w:t>Slides: 92–93</w:t>
+        <w:t>Slides: 105–106</w:t>
       </w:r>
     </w:p>
     <w:p>
@@ -1743,7 +1929,7 @@
     </w:p>
     <w:p>
       <w:r>
-        <w:t>Purpose: Use service, risk, adoption and human-value evidence to make a defensible operating decision.</w:t>
+        <w:t>Purpose: Use lifecycle, service, risk, adoption and human-value evidence to govern the full HR AI operating system.</w:t>
       </w:r>
     </w:p>
     <w:p>
@@ -1758,7 +1944,7 @@
     </w:p>
     <w:p>
       <w:r>
-        <w:t>Slides: 94–95</w:t>
+        <w:t>Slides: 107–108</w:t>
       </w:r>
     </w:p>
     <w:sectPr>
@@ -1781,7 +1967,7 @@
       <w:jc w:val="center"/>
     </w:pPr>
     <w:r>
-      <w:t xml:space="preserve">Lesson Plan • Version 6.0 • </w:t>
+      <w:t xml:space="preserve">Lesson Plan • Version 6.2 • </w:t>
     </w:r>
     <w:fldSimple w:instr="PAGE"/>
   </w:p>
